--- a/Reports/Drone-RTOS_report.docx
+++ b/Reports/Drone-RTOS_report.docx
@@ -1525,30 +1525,126 @@
         <w:pStyle w:val="Heading2"/>
       </w:pPr>
       <w:r>
-        <w:t>Module la bàn điện từ</w:t>
+        <w:t xml:space="preserve">Module la bàn điện </w:t>
+      </w:r>
+      <w:r>
+        <w:t>tử</w:t>
       </w:r>
     </w:p>
     <w:p>
       <w:r>
         <w:t xml:space="preserve">Module HMC 5883 </w:t>
       </w:r>
+      <w:r>
+        <w:t>là một module cảm biến la bàn điện tử tích hợp ADC, bộ khuếch đại và chip ASIC hỗ trợ hiệu chỉnh và truyền thông I2C. Cảm biến được thiết kế dựa trên công nghệ cảm biến từ điện trở bất đẳng hướng (</w:t>
+      </w:r>
+      <w:r>
+        <w:t>AMR - Anisotropic Magnetoresistive</w:t>
+      </w:r>
+      <w:r>
+        <w:t xml:space="preserve">). </w:t>
+      </w:r>
+      <w:r>
+        <w:t>Cảm biến sử dụng các dải màng mỏng hợp kim Nickel-Iron (Permalloy) ghép lại thành mạch cầu điện trở</w:t>
+      </w:r>
+      <w:r>
+        <w:t>, k</w:t>
+      </w:r>
+      <w:r>
+        <w:t>hi có từ trường ngoài (như từ trường Trái Đất) tác động theo hướng trục nhạy, giá trị điện trở của dải Permalloy biến đổi</w:t>
+      </w:r>
+      <w:r>
+        <w:t xml:space="preserve">, tạo ra </w:t>
+      </w:r>
+      <w:r>
+        <w:t>điện áp vi sai ở đầu ra mạc</w:t>
+      </w:r>
+      <w:r>
+        <w:t>h cầu.</w:t>
+      </w:r>
+      <w:r>
+        <w:t xml:space="preserve"> Cảm biến gồm 3 bộ cầu đo đặt vuông góc nhau (trục X, Y, Z) để đo thành phần từ trường theo cả 3 chiều không gian</w:t>
+      </w:r>
+      <w:r>
+        <w:t>.</w:t>
+      </w:r>
+      <w:r>
+        <w:t xml:space="preserve"> Cảm biến trả về số </w:t>
+      </w:r>
+      <w:proofErr w:type="gramStart"/>
+      <w:r>
+        <w:t>16 bit</w:t>
+      </w:r>
+      <w:proofErr w:type="gramEnd"/>
+      <w:r>
+        <w:t xml:space="preserve"> dạng bù 2, </w:t>
+      </w:r>
+      <w:r>
+        <w:t>giá trị này sau đó chia cho độ nhạy (LSB/gauss) để thu được giá trị của từ trường theo 3 trục x,y,z theo đơn vị Gauss, 1 Gauss = 100uT</w:t>
+      </w:r>
+      <w:r>
+        <w:rPr>
+          <w:noProof/>
+        </w:rPr>
+        <w:drawing>
+          <wp:inline distT="0" distB="0" distL="0" distR="0" wp14:anchorId="35D8AC8B" wp14:editId="3C729B8E">
+            <wp:extent cx="5611495" cy="2355215"/>
+            <wp:effectExtent l="0" t="0" r="8255" b="6985"/>
+            <wp:docPr id="3" name="Picture 3"/>
+            <wp:cNvGraphicFramePr>
+              <a:graphicFrameLocks xmlns:a="http://schemas.openxmlformats.org/drawingml/2006/main" noChangeAspect="1"/>
+            </wp:cNvGraphicFramePr>
+            <a:graphic xmlns:a="http://schemas.openxmlformats.org/drawingml/2006/main">
+              <a:graphicData uri="http://schemas.openxmlformats.org/drawingml/2006/picture">
+                <pic:pic xmlns:pic="http://schemas.openxmlformats.org/drawingml/2006/picture">
+                  <pic:nvPicPr>
+                    <pic:cNvPr id="1" name=""/>
+                    <pic:cNvPicPr/>
+                  </pic:nvPicPr>
+                  <pic:blipFill>
+                    <a:blip r:embed="rId14"/>
+                    <a:stretch>
+                      <a:fillRect/>
+                    </a:stretch>
+                  </pic:blipFill>
+                  <pic:spPr>
+                    <a:xfrm>
+                      <a:off x="0" y="0"/>
+                      <a:ext cx="5611495" cy="2355215"/>
+                    </a:xfrm>
+                    <a:prstGeom prst="rect">
+                      <a:avLst/>
+                    </a:prstGeom>
+                  </pic:spPr>
+                </pic:pic>
+              </a:graphicData>
+            </a:graphic>
+          </wp:inline>
+        </w:drawing>
+      </w:r>
     </w:p>
     <w:p>
       <w:pPr>
         <w:pStyle w:val="Heading1"/>
+        <w:numPr>
+          <w:ilvl w:val="0"/>
+          <w:numId w:val="0"/>
+        </w:numPr>
+        <w:ind w:left="360"/>
       </w:pPr>
       <w:r>
         <w:rPr>
           <w:noProof/>
         </w:rPr>
+        <w:lastRenderedPageBreak/>
         <w:drawing>
-          <wp:anchor distT="0" distB="0" distL="114300" distR="114300" simplePos="0" relativeHeight="251663360" behindDoc="0" locked="0" layoutInCell="1" allowOverlap="1" wp14:anchorId="6F1336D8" wp14:editId="379B901A">
+          <wp:anchor distT="0" distB="0" distL="114300" distR="114300" simplePos="0" relativeHeight="251663360" behindDoc="0" locked="0" layoutInCell="1" allowOverlap="1" wp14:anchorId="6F1336D8" wp14:editId="4BF6245F">
             <wp:simplePos x="0" y="0"/>
             <wp:positionH relativeFrom="margin">
-              <wp:posOffset>1251758</wp:posOffset>
+              <wp:posOffset>1181100</wp:posOffset>
             </wp:positionH>
             <wp:positionV relativeFrom="page">
-              <wp:posOffset>2343496</wp:posOffset>
+              <wp:posOffset>4286250</wp:posOffset>
             </wp:positionV>
             <wp:extent cx="3218815" cy="2428875"/>
             <wp:effectExtent l="0" t="0" r="635" b="9525"/>
@@ -1565,7 +1661,7 @@
                     <pic:cNvPicPr/>
                   </pic:nvPicPr>
                   <pic:blipFill>
-                    <a:blip r:embed="rId14" cstate="print">
+                    <a:blip r:embed="rId15" cstate="print">
                       <a:extLst>
                         <a:ext uri="{28A0092B-C50C-407E-A947-70E740481C1C}">
                           <a14:useLocalDpi xmlns:a14="http://schemas.microsoft.com/office/drawing/2010/main" val="0"/>
@@ -1591,6 +1687,11 @@
           </wp:anchor>
         </w:drawing>
       </w:r>
+    </w:p>
+    <w:p>
+      <w:pPr>
+        <w:pStyle w:val="Heading1"/>
+      </w:pPr>
       <w:r>
         <w:t>TRANMISTER VÀ REC</w:t>
       </w:r>
@@ -1635,7 +1736,7 @@
                     <pic:cNvPicPr/>
                   </pic:nvPicPr>
                   <pic:blipFill>
-                    <a:blip r:embed="rId15" cstate="print">
+                    <a:blip r:embed="rId16" cstate="print">
                       <a:extLst>
                         <a:ext uri="{28A0092B-C50C-407E-A947-70E740481C1C}">
                           <a14:useLocalDpi xmlns:a14="http://schemas.microsoft.com/office/drawing/2010/main" val="0"/>
@@ -1700,7 +1801,7 @@
                     <pic:cNvPicPr/>
                   </pic:nvPicPr>
                   <pic:blipFill>
-                    <a:blip r:embed="rId16" cstate="print">
+                    <a:blip r:embed="rId17" cstate="print">
                       <a:extLst>
                         <a:ext uri="{28A0092B-C50C-407E-A947-70E740481C1C}">
                           <a14:useLocalDpi xmlns:a14="http://schemas.microsoft.com/office/drawing/2010/main" val="0"/>
@@ -1760,7 +1861,7 @@
                     <pic:cNvPicPr/>
                   </pic:nvPicPr>
                   <pic:blipFill>
-                    <a:blip r:embed="rId17" cstate="print">
+                    <a:blip r:embed="rId18" cstate="print">
                       <a:extLst>
                         <a:ext uri="{28A0092B-C50C-407E-A947-70E740481C1C}">
                           <a14:useLocalDpi xmlns:a14="http://schemas.microsoft.com/office/drawing/2010/main" val="0"/>
@@ -1798,7 +1899,6 @@
         <w:pStyle w:val="Heading2"/>
       </w:pPr>
       <w:r>
-        <w:lastRenderedPageBreak/>
         <w:t>Đọc tín hiệu từ receiver</w:t>
       </w:r>
       <w:r>
@@ -1886,6 +1986,7 @@
         <w:spacing w:before="60" w:after="100" w:afterAutospacing="1" w:line="240" w:lineRule="auto"/>
       </w:pPr>
       <w:r>
+        <w:lastRenderedPageBreak/>
         <w:t>Byte[23]</w:t>
       </w:r>
     </w:p>
@@ -1958,6 +2059,7 @@
       <w:r>
         <w:rPr>
           <w:rFonts w:ascii="Consolas" w:hAnsi="Consolas"/>
+          <w:noProof/>
           <w:sz w:val="20"/>
           <w:szCs w:val="18"/>
         </w:rPr>
@@ -1976,7 +2078,7 @@
                 <wp:effectExtent l="19050" t="0" r="0" b="0"/>
                 <wp:wrapTopAndBottom/>
                 <wp:docPr id="17" name="Group 20"/>
-                <wp:cNvGraphicFramePr xmlns:a="http://schemas.openxmlformats.org/drawingml/2006/main"/>
+                <wp:cNvGraphicFramePr/>
                 <a:graphic xmlns:a="http://schemas.openxmlformats.org/drawingml/2006/main">
                   <a:graphicData uri="http://schemas.microsoft.com/office/word/2010/wordprocessingGroup">
                     <wpg:wgp>
@@ -1997,7 +2099,7 @@
                           </pic:cNvPicPr>
                         </pic:nvPicPr>
                         <pic:blipFill>
-                          <a:blip r:embed="rId18"/>
+                          <a:blip r:embed="rId19"/>
                           <a:stretch>
                             <a:fillRect/>
                           </a:stretch>
@@ -2020,7 +2122,7 @@
                           </pic:cNvPicPr>
                         </pic:nvPicPr>
                         <pic:blipFill>
-                          <a:blip r:embed="rId19"/>
+                          <a:blip r:embed="rId20"/>
                           <a:stretch>
                             <a:fillRect/>
                           </a:stretch>
@@ -2148,10 +2250,10 @@
                   <o:lock v:ext="edit" aspectratio="t"/>
                 </v:shapetype>
                 <v:shape id="Picture 18" o:spid="_x0000_s1027" type="#_x0000_t75" style="position:absolute;top:15269;width:87606;height:15422;visibility:visible;mso-wrap-style:square" o:gfxdata="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">
-                  <v:imagedata r:id="rId20" o:title=""/>
+                  <v:imagedata r:id="rId21" o:title=""/>
                 </v:shape>
                 <v:shape id="Picture 19" o:spid="_x0000_s1028" type="#_x0000_t75" style="position:absolute;width:87606;height:15269;visibility:visible;mso-wrap-style:square" o:gfxdata="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">
-                  <v:imagedata r:id="rId21" o:title=""/>
+                  <v:imagedata r:id="rId22" o:title=""/>
                 </v:shape>
                 <v:line id="Straight Connector 20" o:spid="_x0000_s1029" style="position:absolute;visibility:visible;mso-wrap-style:square" from="17247,9926" to="81270,20857" o:connectortype="straight" o:gfxdata="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" strokecolor="red" strokeweight="3pt">
                   <v:stroke endarrow="open"/>
@@ -2212,7 +2314,7 @@
                     <pic:cNvPicPr/>
                   </pic:nvPicPr>
                   <pic:blipFill>
-                    <a:blip r:embed="rId22" cstate="print">
+                    <a:blip r:embed="rId23" cstate="print">
                       <a:extLst>
                         <a:ext uri="{28A0092B-C50C-407E-A947-70E740481C1C}">
                           <a14:useLocalDpi xmlns:a14="http://schemas.microsoft.com/office/drawing/2010/main" val="0"/>
@@ -2278,6 +2380,9 @@
     <w:p/>
     <w:p>
       <w:r>
+        <w:rPr>
+          <w:noProof/>
+        </w:rPr>
         <w:lastRenderedPageBreak/>
         <mc:AlternateContent>
           <mc:Choice Requires="wpg">
@@ -2294,7 +2399,7 @@
                 <wp:effectExtent l="0" t="0" r="0" b="4445"/>
                 <wp:wrapTopAndBottom/>
                 <wp:docPr id="4" name="Group 11"/>
-                <wp:cNvGraphicFramePr xmlns:a="http://schemas.openxmlformats.org/drawingml/2006/main"/>
+                <wp:cNvGraphicFramePr/>
                 <a:graphic xmlns:a="http://schemas.openxmlformats.org/drawingml/2006/main">
                   <a:graphicData uri="http://schemas.microsoft.com/office/word/2010/wordprocessingGroup">
                     <wpg:wgp>
@@ -2315,7 +2420,7 @@
                           </pic:cNvPicPr>
                         </pic:nvPicPr>
                         <pic:blipFill>
-                          <a:blip r:embed="rId23"/>
+                          <a:blip r:embed="rId24"/>
                           <a:stretch>
                             <a:fillRect/>
                           </a:stretch>
@@ -2414,7 +2519,7 @@
             <w:pict>
               <v:group w14:anchorId="0888B140" id="Group 11" o:spid="_x0000_s1026" style="position:absolute;margin-left:116.75pt;margin-top:123.35pt;width:208.9pt;height:128.65pt;z-index:251669504;mso-position-horizontal-relative:margin;mso-position-vertical-relative:page;mso-width-relative:margin;mso-height-relative:margin" coordsize="73996,59593" o:gfxdata="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">
                 <v:shape id="Picture 5" o:spid="_x0000_s1027" type="#_x0000_t75" style="position:absolute;width:73996;height:59593;visibility:visible;mso-wrap-style:square" o:gfxdata="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">
-                  <v:imagedata r:id="rId24" o:title=""/>
+                  <v:imagedata r:id="rId25" o:title=""/>
                 </v:shape>
                 <v:rect id="Rectangle 8" o:spid="_x0000_s1028" style="position:absolute;left:30902;top:14053;width:40975;height:3537;visibility:visible;mso-wrap-style:square;v-text-anchor:middle" o:gfxdata="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" filled="f" strokecolor="red" strokeweight="3pt"/>
                 <v:rect id="Rectangle 14" o:spid="_x0000_s1029" style="position:absolute;left:33950;top:42003;width:37216;height:11720;visibility:visible;mso-wrap-style:square;v-text-anchor:middle" o:gfxdata="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" filled="f" strokecolor="red" strokeweight="3pt"/>
@@ -2482,11 +2587,12 @@
       <w:r>
         <w:rPr>
           <w:rFonts w:ascii="Consolas" w:hAnsi="Consolas"/>
+          <w:noProof/>
           <w:sz w:val="20"/>
           <w:szCs w:val="18"/>
         </w:rPr>
         <w:drawing>
-          <wp:anchor distT="0" distB="0" distL="114300" distR="114300" simplePos="0" relativeHeight="251673600" behindDoc="0" locked="0" layoutInCell="1" allowOverlap="1" wp14:anchorId="6B609CAE" wp14:editId="1624EC5A">
+          <wp:anchor distT="0" distB="0" distL="114300" distR="114300" simplePos="0" relativeHeight="251673600" behindDoc="0" locked="0" layoutInCell="1" allowOverlap="1" wp14:anchorId="6B609CAE" wp14:editId="1A28F091">
             <wp:simplePos x="0" y="0"/>
             <wp:positionH relativeFrom="margin">
               <wp:align>center</wp:align>
@@ -2509,7 +2615,7 @@
                     <pic:cNvPicPr/>
                   </pic:nvPicPr>
                   <pic:blipFill>
-                    <a:blip r:embed="rId25" cstate="print">
+                    <a:blip r:embed="rId26" cstate="print">
                       <a:extLst>
                         <a:ext uri="{28A0092B-C50C-407E-A947-70E740481C1C}">
                           <a14:useLocalDpi xmlns:a14="http://schemas.microsoft.com/office/drawing/2010/main" val="0"/>
@@ -2568,6 +2674,7 @@
       </w:pPr>
       <w:r>
         <w:rPr>
+          <w:noProof/>
           <w:color w:val="FF0000"/>
         </w:rPr>
         <mc:AlternateContent>
@@ -2585,7 +2692,7 @@
                 <wp:effectExtent l="0" t="0" r="10160" b="0"/>
                 <wp:wrapTopAndBottom/>
                 <wp:docPr id="24" name="Group 8"/>
-                <wp:cNvGraphicFramePr xmlns:a="http://schemas.openxmlformats.org/drawingml/2006/main"/>
+                <wp:cNvGraphicFramePr/>
                 <a:graphic xmlns:a="http://schemas.openxmlformats.org/drawingml/2006/main">
                   <a:graphicData uri="http://schemas.microsoft.com/office/word/2010/wordprocessingGroup">
                     <wpg:wgp>
@@ -2606,7 +2713,7 @@
                           </pic:cNvPicPr>
                         </pic:nvPicPr>
                         <pic:blipFill>
-                          <a:blip r:embed="rId26"/>
+                          <a:blip r:embed="rId27"/>
                           <a:stretch>
                             <a:fillRect/>
                           </a:stretch>
@@ -2762,8 +2869,27 @@
           <mc:Fallback>
             <w:pict>
               <v:group w14:anchorId="29E198D4" id="Group 8" o:spid="_x0000_s1028" style="position:absolute;margin-left:0;margin-top:469.5pt;width:188.2pt;height:168.1pt;z-index:251675648;mso-position-horizontal:center;mso-position-horizontal-relative:margin;mso-position-vertical-relative:margin;mso-width-relative:margin;mso-height-relative:margin" coordsize="57523,51375" o:gfxdata="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">
+                <v:shapetype id="_x0000_t75" coordsize="21600,21600" o:spt="75" o:preferrelative="t" path="m@4@5l@4@11@9@11@9@5xe" filled="f" stroked="f">
+                  <v:stroke joinstyle="miter"/>
+                  <v:formulas>
+                    <v:f eqn="if lineDrawn pixelLineWidth 0"/>
+                    <v:f eqn="sum @0 1 0"/>
+                    <v:f eqn="sum 0 0 @1"/>
+                    <v:f eqn="prod @2 1 2"/>
+                    <v:f eqn="prod @3 21600 pixelWidth"/>
+                    <v:f eqn="prod @3 21600 pixelHeight"/>
+                    <v:f eqn="sum @0 0 1"/>
+                    <v:f eqn="prod @6 1 2"/>
+                    <v:f eqn="prod @7 21600 pixelWidth"/>
+                    <v:f eqn="sum @8 21600 0"/>
+                    <v:f eqn="prod @7 21600 pixelHeight"/>
+                    <v:f eqn="sum @10 21600 0"/>
+                  </v:formulas>
+                  <v:path o:extrusionok="f" gradientshapeok="t" o:connecttype="rect"/>
+                  <o:lock v:ext="edit" aspectratio="t"/>
+                </v:shapetype>
                 <v:shape id="Picture 25" o:spid="_x0000_s1029" type="#_x0000_t75" style="position:absolute;width:57523;height:51375;visibility:visible;mso-wrap-style:square" o:gfxdata="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">
-                  <v:imagedata r:id="rId27" o:title=""/>
+                  <v:imagedata r:id="rId28" o:title=""/>
                 </v:shape>
                 <v:rect id="Rectangle 26" o:spid="_x0000_s1030" style="position:absolute;left:34491;top:46466;width:23032;height:3192;visibility:visible;mso-wrap-style:square;v-text-anchor:middle" o:gfxdata="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" filled="f" strokecolor="red" strokeweight="2.25pt"/>
                 <v:shape id="TextBox 5" o:spid="_x0000_s1031" type="#_x0000_t202" style="position:absolute;left:25000;top:30187;width:9367;height:5632;visibility:visible;mso-wrap-style:square;v-text-anchor:top" o:gfxdata="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" fillcolor="white [3201]" strokecolor="#e97132 [3205]" strokeweight="1pt">
@@ -3016,16 +3142,7 @@
                               <w:fldChar w:fldCharType="end"/>
                             </w:r>
                             <w:r>
-                              <w:t xml:space="preserve"> </w:t>
-                            </w:r>
-                            <w:r>
-                              <w:t>tín hiệu nhận từ receiver kh</w:t>
-                            </w:r>
-                            <w:r>
-                              <w:t>i mất</w:t>
-                            </w:r>
-                            <w:r>
-                              <w:t xml:space="preserve"> kết nối thành công với transmitter</w:t>
+                              <w:t xml:space="preserve"> tín hiệu nhận từ receiver khi mất kết nối thành công với transmitter</w:t>
                             </w:r>
                           </w:p>
                         </w:txbxContent>
@@ -3080,16 +3197,7 @@
                         <w:fldChar w:fldCharType="end"/>
                       </w:r>
                       <w:r>
-                        <w:t xml:space="preserve"> </w:t>
-                      </w:r>
-                      <w:r>
-                        <w:t>tín hiệu nhận từ receiver kh</w:t>
-                      </w:r>
-                      <w:r>
-                        <w:t>i mất</w:t>
-                      </w:r>
-                      <w:r>
-                        <w:t xml:space="preserve"> kết nối thành công với transmitter</w:t>
+                        <w:t xml:space="preserve"> tín hiệu nhận từ receiver khi mất kết nối thành công với transmitter</w:t>
                       </w:r>
                     </w:p>
                   </w:txbxContent>
@@ -3164,6 +3272,41 @@
       <w:pPr>
         <w:pStyle w:val="Heading1"/>
       </w:pPr>
+      <w:r>
+        <w:t>RTOS</w:t>
+      </w:r>
+    </w:p>
+    <w:p>
+      <w:pPr>
+        <w:pStyle w:val="Heading2"/>
+      </w:pPr>
+      <w:r>
+        <w:t xml:space="preserve"> RTOS</w:t>
+      </w:r>
+    </w:p>
+    <w:p>
+      <w:r>
+        <w:t>Khái niệm real-time trong hệ thống nhúng: hệ thống luôn luôn phản hồi trong khoảng thời gian nhất định (deadline) bất kể hệ thống đang phải xử lý nhiều tác vụ hay không.</w:t>
+      </w:r>
+    </w:p>
+    <w:p>
+      <w:r>
+        <w:t>Khái niệm hard realtime</w:t>
+      </w:r>
+      <w:r>
+        <w:t xml:space="preserve"> và solf realtime</w:t>
+      </w:r>
+      <w:r>
+        <w:t>: hệ thống phàn hồi trễ deadline sẽ bị coi là fail, có thể gây ra thảm họa.</w:t>
+      </w:r>
+      <w:r>
+        <w:t xml:space="preserve"> </w:t>
+      </w:r>
+    </w:p>
+    <w:p>
+      <w:r>
+        <w:t xml:space="preserve"> </w:t>
+      </w:r>
     </w:p>
     <w:sectPr>
       <w:pgSz w:w="12240" w:h="15840"/>
@@ -4472,6 +4615,7 @@
   <w:style w:type="character" w:default="1" w:styleId="DefaultParagraphFont">
     <w:name w:val="Default Paragraph Font"/>
     <w:uiPriority w:val="1"/>
+    <w:semiHidden/>
     <w:unhideWhenUsed/>
   </w:style>
   <w:style w:type="table" w:default="1" w:styleId="TableNormal">
